--- a/Module-4/Eckert-Assignment-4_2.docx
+++ b/Module-4/Eckert-Assignment-4_2.docx
@@ -241,8 +241,10 @@
           <w:sz w:val="24"/>
           <w:szCs w:val="24"/>
         </w:rPr>
-        <w:t>, 2025</w:t>
-      </w:r>
+        <w:t>, 2026</w:t>
+      </w:r>
+      <w:bookmarkStart w:id="0" w:name="_GoBack"/>
+      <w:bookmarkEnd w:id="0"/>
     </w:p>
     <w:p>
       <w:pPr>
@@ -454,6 +456,7 @@
           <w:rFonts w:ascii="Times New Roman" w:hAnsi="Times New Roman" w:cs="Times New Roman"/>
           <w:b/>
           <w:bCs/>
+          <w:noProof/>
           <w:sz w:val="28"/>
           <w:szCs w:val="28"/>
         </w:rPr>
@@ -571,6 +574,9 @@
     <w:p/>
     <w:p>
       <w:r>
+        <w:rPr>
+          <w:noProof/>
+        </w:rPr>
         <w:drawing>
           <wp:inline distT="0" distB="0" distL="0" distR="0" wp14:anchorId="23F3AEF7" wp14:editId="21F909BB">
             <wp:extent cx="5943600" cy="3121025"/>
@@ -650,6 +656,7 @@
         <w:rPr>
           <w:rFonts w:ascii="Times New Roman" w:hAnsi="Times New Roman" w:cs="Times New Roman"/>
           <w:b/>
+          <w:noProof/>
           <w:sz w:val="24"/>
           <w:szCs w:val="24"/>
         </w:rPr>
@@ -711,6 +718,7 @@
         <w:rPr>
           <w:rFonts w:ascii="Times New Roman" w:hAnsi="Times New Roman" w:cs="Times New Roman"/>
           <w:b/>
+          <w:noProof/>
           <w:sz w:val="24"/>
           <w:szCs w:val="24"/>
         </w:rPr>
@@ -1317,6 +1325,7 @@
       <w:r>
         <w:rPr>
           <w:rFonts w:ascii="Times New Roman" w:hAnsi="Times New Roman" w:cs="Times New Roman"/>
+          <w:noProof/>
           <w:sz w:val="24"/>
           <w:szCs w:val="24"/>
         </w:rPr>
@@ -1831,6 +1840,7 @@
         <w:rPr>
           <w:rFonts w:ascii="Times New Roman" w:hAnsi="Times New Roman" w:cs="Times New Roman"/>
           <w:b/>
+          <w:noProof/>
           <w:sz w:val="24"/>
           <w:szCs w:val="24"/>
         </w:rPr>
@@ -2123,6 +2133,7 @@
       <w:r>
         <w:rPr>
           <w:b/>
+          <w:noProof/>
         </w:rPr>
         <w:drawing>
           <wp:inline distT="0" distB="0" distL="0" distR="0" wp14:anchorId="54C15BB6" wp14:editId="4ABAF3B6">
@@ -2160,8 +2171,6 @@
           </wp:inline>
         </w:drawing>
       </w:r>
-      <w:bookmarkStart w:id="0" w:name="_GoBack"/>
-      <w:bookmarkEnd w:id="0"/>
     </w:p>
     <w:sectPr>
       <w:headerReference w:type="default" r:id="rId15"/>
@@ -2275,7 +2284,7 @@
         <w:sz w:val="24"/>
         <w:szCs w:val="24"/>
       </w:rPr>
-      <w:t>5</w:t>
+      <w:t>1</w:t>
     </w:r>
     <w:r>
       <w:rPr>
